--- a/en/wisdom-stories/Etibar Siracsoy/relationships.docx
+++ b/en/wisdom-stories/Etibar Siracsoy/relationships.docx
@@ -7,12 +7,12 @@
         <w:pStyle w:val="Title"/>
       </w:pPr>
       <w:r>
-        <w:t>RELATIONSHIPS</w:t>
+        <w:t xml:space="preserve">Relationships</w:t>
       </w:r>
     </w:p>
     <w:p>
       <w:r>
-        <w:t>In the most delicate and profound layers of human life lies a truth: our relationships are a mirror of our inner selves. The warmth born at the family hearth, the bonds rooted in kinship, the mutual understanding that grows in friendship—each is among life's most precious treasures. The respect and kindness fostered among colleagues are like an unseen light that gives spirit to our daily work.</w:t>
+        <w:t>Deep within human life lies a truth: our relationships are a mirror of our inner selves. The warmth born at the family hearth, the bonds rooted in kinship, the mutual understanding that grows in friendship—each is among life's most precious treasures. The respect and kindness shared among colleagues are like an unseen light that brings warmth to our daily work.</w:t>
       </w:r>
     </w:p>
     <w:p>
@@ -22,7 +22,7 @@
     </w:p>
     <w:p>
       <w:r>
-        <w:t>If we protect and strengthen this bridge, life will become more meaningful, people will grow closer, and the world will become a little more worth living in.</w:t>
+        <w:t xml:space="preserve">If we protect and strengthen this bridge, life will become more meaningful, people will grow closer, and the world will become a slightly better place to live.</w:t>
       </w:r>
     </w:p>
     <w:p>
@@ -49,7 +49,7 @@
         <w:rPr>
           <w:i/>
         </w:rPr>
-        <w:t>Etibar Sirajsoy</w:t>
+        <w:t>Etibar Siracsoy</w:t>
       </w:r>
     </w:p>
     <w:sectPr>
